--- a/assets/Terre-de-Barons-TB1-Free-City-Lyrics.docx
+++ b/assets/Terre-de-Barons-TB1-Free-City-Lyrics.docx
@@ -1167,6 +1167,331 @@
     <w:p/>
     <w:p>
       <w:pPr>
+        <w:pStyle w:val="Titre2"/>
+        <w:rPr>
+          <w:b/>
+          <w:bCs/>
+          <w:lang w:val="la-Latn"/>
+        </w:rPr>
+      </w:pPr>
+      <w:proofErr w:type="spellStart"/>
+      <w:r>
+        <w:t>Outro</w:t>
+      </w:r>
+      <w:proofErr w:type="spellEnd"/>
+      <w:r>
+        <w:t xml:space="preserve"> &amp; Final Progressions </w:t>
+      </w:r>
+    </w:p>
+    <w:tbl>
+      <w:tblPr>
+        <w:tblStyle w:val="Grilledutableau"/>
+        <w:tblW w:w="5000" w:type="pct"/>
+        <w:tblLook w:val="04A0" w:firstRow="1" w:lastRow="0" w:firstColumn="1" w:lastColumn="0" w:noHBand="0" w:noVBand="1"/>
+      </w:tblPr>
+      <w:tblGrid>
+        <w:gridCol w:w="377"/>
+        <w:gridCol w:w="1270"/>
+        <w:gridCol w:w="376"/>
+        <w:gridCol w:w="4201"/>
+        <w:gridCol w:w="376"/>
+        <w:gridCol w:w="3856"/>
+      </w:tblGrid>
+      <w:tr>
+        <w:tc>
+          <w:tcPr>
+            <w:tcW w:w="180" w:type="pct"/>
+            <w:vMerge w:val="restart"/>
+            <w:shd w:val="clear" w:color="auto" w:fill="BFBFBF" w:themeFill="background1" w:themeFillShade="BF"/>
+            <w:vAlign w:val="center"/>
+          </w:tcPr>
+          <w:p>
+            <w:pPr>
+              <w:rPr>
+                <w:b/>
+                <w:bCs/>
+              </w:rPr>
+            </w:pPr>
+            <w:r>
+              <w:rPr>
+                <w:b/>
+                <w:bCs/>
+              </w:rPr>
+              <w:t>1</w:t>
+            </w:r>
+          </w:p>
+        </w:tc>
+        <w:tc>
+          <w:tcPr>
+            <w:tcW w:w="607" w:type="pct"/>
+            <w:vMerge w:val="restart"/>
+            <w:vAlign w:val="center"/>
+          </w:tcPr>
+          <w:p>
+            <w:pPr>
+              <w:rPr>
+                <w:lang w:val="la-Latn"/>
+              </w:rPr>
+            </w:pPr>
+            <w:r>
+              <w:t>Strophe 1</w:t>
+            </w:r>
+          </w:p>
+        </w:tc>
+        <w:tc>
+          <w:tcPr>
+            <w:tcW w:w="180" w:type="pct"/>
+            <w:shd w:val="clear" w:color="auto" w:fill="BFBFBF" w:themeFill="background1" w:themeFillShade="BF"/>
+            <w:vAlign w:val="center"/>
+          </w:tcPr>
+          <w:p>
+            <w:pPr>
+              <w:rPr>
+                <w:b/>
+                <w:bCs/>
+                <w:lang w:val="la-Latn"/>
+              </w:rPr>
+            </w:pPr>
+            <w:r>
+              <w:rPr>
+                <w:b/>
+                <w:bCs/>
+                <w:lang w:val="la-Latn"/>
+              </w:rPr>
+              <w:t>2</w:t>
+            </w:r>
+          </w:p>
+        </w:tc>
+        <w:tc>
+          <w:tcPr>
+            <w:tcW w:w="2009" w:type="pct"/>
+            <w:vAlign w:val="center"/>
+          </w:tcPr>
+          <w:p>
+            <w:pPr>
+              <w:rPr>
+                <w:b/>
+                <w:bCs/>
+              </w:rPr>
+            </w:pPr>
+            <w:r>
+              <w:rPr>
+                <w:b/>
+                <w:bCs/>
+                <w:lang w:val="la-Latn"/>
+              </w:rPr>
+              <w:t>Aurum ex longinquo per fluctus venit</w:t>
+            </w:r>
+            <w:r>
+              <w:rPr>
+                <w:b/>
+                <w:bCs/>
+                <w:lang w:val="la-Latn"/>
+              </w:rPr>
+              <w:t>.</w:t>
+            </w:r>
+          </w:p>
+        </w:tc>
+        <w:tc>
+          <w:tcPr>
+            <w:tcW w:w="180" w:type="pct"/>
+            <w:shd w:val="clear" w:color="auto" w:fill="BFBFBF" w:themeFill="background1" w:themeFillShade="BF"/>
+            <w:vAlign w:val="center"/>
+          </w:tcPr>
+          <w:p>
+            <w:pPr>
+              <w:rPr>
+                <w:b/>
+                <w:bCs/>
+                <w:lang w:val="la-Latn"/>
+              </w:rPr>
+            </w:pPr>
+            <w:r>
+              <w:rPr>
+                <w:b/>
+                <w:bCs/>
+                <w:lang w:val="la-Latn"/>
+              </w:rPr>
+              <w:t>4</w:t>
+            </w:r>
+          </w:p>
+        </w:tc>
+        <w:tc>
+          <w:tcPr>
+            <w:tcW w:w="1844" w:type="pct"/>
+            <w:vAlign w:val="center"/>
+          </w:tcPr>
+          <w:p>
+            <w:pPr>
+              <w:rPr>
+                <w:b/>
+                <w:bCs/>
+              </w:rPr>
+            </w:pPr>
+            <w:r>
+              <w:rPr>
+                <w:b/>
+                <w:bCs/>
+                <w:lang w:val="la-Latn"/>
+              </w:rPr>
+              <w:t>O civitas franca, urbs resplendes !</w:t>
+            </w:r>
+          </w:p>
+        </w:tc>
+      </w:tr>
+      <w:tr>
+        <w:tc>
+          <w:tcPr>
+            <w:tcW w:w="180" w:type="pct"/>
+            <w:vMerge/>
+            <w:shd w:val="clear" w:color="auto" w:fill="BFBFBF" w:themeFill="background1" w:themeFillShade="BF"/>
+            <w:vAlign w:val="center"/>
+          </w:tcPr>
+          <w:p>
+            <w:pPr>
+              <w:rPr>
+                <w:b/>
+                <w:bCs/>
+                <w:lang w:val="la-Latn"/>
+              </w:rPr>
+            </w:pPr>
+          </w:p>
+        </w:tc>
+        <w:tc>
+          <w:tcPr>
+            <w:tcW w:w="607" w:type="pct"/>
+            <w:vMerge/>
+            <w:vAlign w:val="center"/>
+          </w:tcPr>
+          <w:p>
+            <w:pPr>
+              <w:rPr>
+                <w:lang w:val="la-Latn"/>
+              </w:rPr>
+            </w:pPr>
+          </w:p>
+        </w:tc>
+        <w:tc>
+          <w:tcPr>
+            <w:tcW w:w="180" w:type="pct"/>
+            <w:shd w:val="clear" w:color="auto" w:fill="BFBFBF" w:themeFill="background1" w:themeFillShade="BF"/>
+            <w:vAlign w:val="center"/>
+          </w:tcPr>
+          <w:p>
+            <w:pPr>
+              <w:rPr>
+                <w:b/>
+                <w:bCs/>
+                <w:lang w:val="la-Latn"/>
+              </w:rPr>
+            </w:pPr>
+            <w:r>
+              <w:rPr>
+                <w:b/>
+                <w:bCs/>
+                <w:lang w:val="la-Latn"/>
+              </w:rPr>
+              <w:t>3</w:t>
+            </w:r>
+          </w:p>
+        </w:tc>
+        <w:tc>
+          <w:tcPr>
+            <w:tcW w:w="2009" w:type="pct"/>
+            <w:vAlign w:val="center"/>
+          </w:tcPr>
+          <w:p>
+            <w:pPr>
+              <w:rPr>
+                <w:b/>
+                <w:bCs/>
+              </w:rPr>
+            </w:pPr>
+            <w:r>
+              <w:rPr>
+                <w:b/>
+                <w:bCs/>
+                <w:lang w:val="la-Latn"/>
+              </w:rPr>
+              <w:t>Signis nostra libertas in urbe manet.</w:t>
+            </w:r>
+          </w:p>
+        </w:tc>
+        <w:tc>
+          <w:tcPr>
+            <w:tcW w:w="180" w:type="pct"/>
+            <w:shd w:val="clear" w:color="auto" w:fill="BFBFBF" w:themeFill="background1" w:themeFillShade="BF"/>
+            <w:vAlign w:val="center"/>
+          </w:tcPr>
+          <w:p>
+            <w:pPr>
+              <w:rPr>
+                <w:b/>
+                <w:bCs/>
+                <w:lang w:val="la-Latn"/>
+              </w:rPr>
+            </w:pPr>
+            <w:r>
+              <w:rPr>
+                <w:b/>
+                <w:bCs/>
+                <w:lang w:val="la-Latn"/>
+              </w:rPr>
+              <w:t>5</w:t>
+            </w:r>
+          </w:p>
+        </w:tc>
+        <w:tc>
+          <w:tcPr>
+            <w:tcW w:w="1844" w:type="pct"/>
+            <w:vAlign w:val="center"/>
+          </w:tcPr>
+          <w:p>
+            <w:pPr>
+              <w:rPr>
+                <w:b/>
+                <w:bCs/>
+              </w:rPr>
+            </w:pPr>
+            <w:r>
+              <w:rPr>
+                <w:b/>
+                <w:bCs/>
+                <w:lang w:val="la-Latn"/>
+              </w:rPr>
+              <w:t>I</w:t>
+            </w:r>
+            <w:r>
+              <w:rPr>
+                <w:b/>
+                <w:bCs/>
+                <w:lang w:val="la-Latn"/>
+              </w:rPr>
+              <w:t>n lapide stabili</w:t>
+            </w:r>
+            <w:r>
+              <w:rPr>
+                <w:b/>
+                <w:bCs/>
+                <w:lang w:val="la-Latn"/>
+              </w:rPr>
+              <w:t>, p</w:t>
+            </w:r>
+            <w:r>
+              <w:rPr>
+                <w:b/>
+                <w:bCs/>
+                <w:lang w:val="la-Latn"/>
+              </w:rPr>
+              <w:t>ax nostra sita.</w:t>
+            </w:r>
+          </w:p>
+        </w:tc>
+      </w:tr>
+    </w:tbl>
+    <w:p/>
+    <w:p>
+      <w:pPr>
         <w:pStyle w:val="Titre1"/>
       </w:pPr>
       <w:r>
@@ -1181,15 +1506,6 @@
       </w:r>
       <w:r>
         <w:t xml:space="preserve"> </w:t>
-      </w:r>
-      <w:r>
-        <w:rPr>
-          <w:lang w:val="la-Latn"/>
-        </w:rPr>
-        <w:t>Sub Signis Leonis</w:t>
-      </w:r>
-      <w:r>
-        <w:t xml:space="preserve"> – </w:t>
       </w:r>
       <w:r>
         <w:rPr>
@@ -1281,7 +1597,21 @@
         <w:rPr>
           <w:lang w:val="en-US"/>
         </w:rPr>
-        <w:t xml:space="preserve"> Historically designates a city that has obtained "franchises"—meaning tax exemptions, commercial privileges, and political or judicial autonomy, allowing it to govern itself outside the direct control of local feudal lords.</w:t>
+        <w:t xml:space="preserve"> Historically designates a city that has obtained "</w:t>
+      </w:r>
+      <w:proofErr w:type="gramStart"/>
+      <w:r>
+        <w:rPr>
+          <w:lang w:val="en-US"/>
+        </w:rPr>
+        <w:t>franchises"—</w:t>
+      </w:r>
+      <w:proofErr w:type="gramEnd"/>
+      <w:r>
+        <w:rPr>
+          <w:lang w:val="en-US"/>
+        </w:rPr>
+        <w:t>meaning tax exemptions, commercial privileges, and political or judicial autonomy, allowing it to govern itself outside the direct control of local feudal lords.</w:t>
       </w:r>
     </w:p>
     <w:p>
@@ -1502,6 +1832,1235 @@
     </w:p>
     <w:p>
       <w:pPr>
+        <w:pStyle w:val="Titre1"/>
+      </w:pPr>
+      <w:r>
+        <w:rPr>
+          <w:rFonts w:ascii="Segoe UI Emoji" w:hAnsi="Segoe UI Emoji" w:cs="Segoe UI Emoji"/>
+        </w:rPr>
+        <w:t>🎧</w:t>
+      </w:r>
+      <w:r>
+        <w:t xml:space="preserve"> Note sur la prononciation chorale</w:t>
+      </w:r>
+    </w:p>
+    <w:p>
+      <w:pPr>
+        <w:jc w:val="both"/>
+      </w:pPr>
+      <w:r>
+        <w:t xml:space="preserve">Dans le rendu audio final du morceau, l'enchaînement des derniers mots </w:t>
+      </w:r>
+      <w:r>
+        <w:rPr>
+          <w:b/>
+          <w:bCs/>
+        </w:rPr>
+        <w:t xml:space="preserve">"Pax </w:t>
+      </w:r>
+      <w:proofErr w:type="spellStart"/>
+      <w:r>
+        <w:rPr>
+          <w:b/>
+          <w:bCs/>
+        </w:rPr>
+        <w:t>nostra</w:t>
+      </w:r>
+      <w:proofErr w:type="spellEnd"/>
+      <w:r>
+        <w:rPr>
+          <w:b/>
+          <w:bCs/>
+        </w:rPr>
+        <w:t xml:space="preserve"> </w:t>
+      </w:r>
+      <w:proofErr w:type="spellStart"/>
+      <w:r>
+        <w:rPr>
+          <w:b/>
+          <w:bCs/>
+        </w:rPr>
+        <w:t>sita</w:t>
+      </w:r>
+      <w:proofErr w:type="spellEnd"/>
+      <w:r>
+        <w:rPr>
+          <w:b/>
+          <w:bCs/>
+        </w:rPr>
+        <w:t>"</w:t>
+      </w:r>
+      <w:r>
+        <w:t xml:space="preserve"> produit une curieuse illusion auditive où l'on entend distinctement </w:t>
+      </w:r>
+      <w:r>
+        <w:rPr>
+          <w:b/>
+          <w:bCs/>
+        </w:rPr>
+        <w:t>"</w:t>
+      </w:r>
+      <w:proofErr w:type="spellStart"/>
+      <w:r>
+        <w:rPr>
+          <w:b/>
+          <w:bCs/>
+        </w:rPr>
+        <w:t>paks</w:t>
+      </w:r>
+      <w:proofErr w:type="spellEnd"/>
+      <w:r>
+        <w:rPr>
+          <w:b/>
+          <w:bCs/>
+        </w:rPr>
+        <w:t>-</w:t>
+      </w:r>
+      <w:proofErr w:type="spellStart"/>
+      <w:r>
+        <w:rPr>
+          <w:b/>
+          <w:bCs/>
+        </w:rPr>
+        <w:t>stra</w:t>
+      </w:r>
+      <w:proofErr w:type="spellEnd"/>
+      <w:r>
+        <w:rPr>
+          <w:b/>
+          <w:bCs/>
+        </w:rPr>
+        <w:t>-si-</w:t>
+      </w:r>
+      <w:proofErr w:type="spellStart"/>
+      <w:r>
+        <w:rPr>
+          <w:b/>
+          <w:bCs/>
+        </w:rPr>
+        <w:t>ita</w:t>
+      </w:r>
+      <w:proofErr w:type="spellEnd"/>
+      <w:r>
+        <w:rPr>
+          <w:b/>
+          <w:bCs/>
+        </w:rPr>
+        <w:t>"</w:t>
+      </w:r>
+      <w:r>
+        <w:t xml:space="preserve">. Ce phénomène est tout à fait typique du chant choral en </w:t>
+      </w:r>
+      <w:r>
+        <w:rPr>
+          <w:i/>
+          <w:iCs/>
+        </w:rPr>
+        <w:t>legato</w:t>
+      </w:r>
+      <w:r>
+        <w:t xml:space="preserve"> (lié) :</w:t>
+      </w:r>
+    </w:p>
+    <w:p>
+      <w:pPr>
+        <w:numPr>
+          <w:ilvl w:val="0"/>
+          <w:numId w:val="7"/>
+        </w:numPr>
+        <w:jc w:val="both"/>
+      </w:pPr>
+      <w:r>
+        <w:rPr>
+          <w:b/>
+          <w:bCs/>
+        </w:rPr>
+        <w:t>L'absorption du "N" (</w:t>
+      </w:r>
+      <w:r>
+        <w:rPr>
+          <w:b/>
+          <w:bCs/>
+          <w:i/>
+          <w:iCs/>
+        </w:rPr>
+        <w:t>Paks-</w:t>
+      </w:r>
+      <w:proofErr w:type="spellStart"/>
+      <w:r>
+        <w:rPr>
+          <w:b/>
+          <w:bCs/>
+          <w:i/>
+          <w:iCs/>
+        </w:rPr>
+        <w:t>stra</w:t>
+      </w:r>
+      <w:proofErr w:type="spellEnd"/>
+      <w:r>
+        <w:rPr>
+          <w:b/>
+          <w:bCs/>
+        </w:rPr>
+        <w:t>) :</w:t>
+      </w:r>
+      <w:r>
+        <w:t xml:space="preserve"> La transition rapide entre le groupe de consonnes très fort </w:t>
+      </w:r>
+      <w:r>
+        <w:rPr>
+          <w:b/>
+          <w:bCs/>
+        </w:rPr>
+        <w:t>/</w:t>
+      </w:r>
+      <w:proofErr w:type="spellStart"/>
+      <w:r>
+        <w:rPr>
+          <w:b/>
+          <w:bCs/>
+        </w:rPr>
+        <w:t>ks</w:t>
+      </w:r>
+      <w:proofErr w:type="spellEnd"/>
+      <w:r>
+        <w:rPr>
+          <w:b/>
+          <w:bCs/>
+        </w:rPr>
+        <w:t>/</w:t>
+      </w:r>
+      <w:r>
+        <w:t xml:space="preserve"> (de Pa</w:t>
+      </w:r>
+      <w:r>
+        <w:rPr>
+          <w:i/>
+          <w:iCs/>
+        </w:rPr>
+        <w:t>x</w:t>
+      </w:r>
+      <w:r>
+        <w:t xml:space="preserve">) et le groupe </w:t>
+      </w:r>
+      <w:r>
+        <w:rPr>
+          <w:b/>
+          <w:bCs/>
+        </w:rPr>
+        <w:t>/</w:t>
+      </w:r>
+      <w:proofErr w:type="spellStart"/>
+      <w:r>
+        <w:rPr>
+          <w:b/>
+          <w:bCs/>
+        </w:rPr>
+        <w:t>str</w:t>
+      </w:r>
+      <w:proofErr w:type="spellEnd"/>
+      <w:r>
+        <w:rPr>
+          <w:b/>
+          <w:bCs/>
+        </w:rPr>
+        <w:t>/</w:t>
+      </w:r>
+      <w:r>
+        <w:t xml:space="preserve"> (de </w:t>
+      </w:r>
+      <w:proofErr w:type="spellStart"/>
+      <w:r>
+        <w:t>no</w:t>
+      </w:r>
+      <w:r>
+        <w:rPr>
+          <w:i/>
+          <w:iCs/>
+        </w:rPr>
+        <w:t>str</w:t>
+      </w:r>
+      <w:r>
+        <w:t>a</w:t>
+      </w:r>
+      <w:proofErr w:type="spellEnd"/>
+      <w:r>
+        <w:t>) écrase et rend muette la syllabe intermédiaire "no". Les deux mots fusionnent à l'oreille.</w:t>
+      </w:r>
+    </w:p>
+    <w:p>
+      <w:pPr>
+        <w:numPr>
+          <w:ilvl w:val="0"/>
+          <w:numId w:val="7"/>
+        </w:numPr>
+        <w:jc w:val="both"/>
+      </w:pPr>
+      <w:r>
+        <w:rPr>
+          <w:b/>
+          <w:bCs/>
+        </w:rPr>
+        <w:t>L'étirement du "I" (</w:t>
+      </w:r>
+      <w:r>
+        <w:rPr>
+          <w:b/>
+          <w:bCs/>
+          <w:i/>
+          <w:iCs/>
+        </w:rPr>
+        <w:t>si-</w:t>
+      </w:r>
+      <w:proofErr w:type="spellStart"/>
+      <w:r>
+        <w:rPr>
+          <w:b/>
+          <w:bCs/>
+          <w:i/>
+          <w:iCs/>
+        </w:rPr>
+        <w:t>ita</w:t>
+      </w:r>
+      <w:proofErr w:type="spellEnd"/>
+      <w:r>
+        <w:rPr>
+          <w:b/>
+          <w:bCs/>
+        </w:rPr>
+        <w:t>) :</w:t>
+      </w:r>
+      <w:r>
+        <w:t xml:space="preserve"> Le mot </w:t>
+      </w:r>
+      <w:proofErr w:type="spellStart"/>
+      <w:r>
+        <w:rPr>
+          <w:i/>
+          <w:iCs/>
+        </w:rPr>
+        <w:t>sita</w:t>
+      </w:r>
+      <w:proofErr w:type="spellEnd"/>
+      <w:r>
+        <w:t xml:space="preserve"> subit une légère fioriture mélodique qui étire la voyelle sur deux notes, créant ce redoublement rythmique.</w:t>
+      </w:r>
+    </w:p>
+    <w:p>
+      <w:pPr>
+        <w:pStyle w:val="Titre1"/>
+        <w:rPr>
+          <w:lang w:val="en-US"/>
+        </w:rPr>
+      </w:pPr>
+      <w:r>
+        <w:rPr>
+          <w:rFonts w:ascii="Segoe UI Emoji" w:hAnsi="Segoe UI Emoji" w:cs="Segoe UI Emoji"/>
+        </w:rPr>
+        <w:t>🎧</w:t>
+      </w:r>
+      <w:r>
+        <w:t xml:space="preserve"> </w:t>
+      </w:r>
+      <w:r>
+        <w:rPr>
+          <w:lang w:val="en-US"/>
+        </w:rPr>
+        <w:t>Choral Pronunciation Note</w:t>
+      </w:r>
+    </w:p>
+    <w:p>
+      <w:pPr>
+        <w:jc w:val="both"/>
+        <w:rPr>
+          <w:lang w:val="en-US"/>
+        </w:rPr>
+      </w:pPr>
+      <w:r>
+        <w:rPr>
+          <w:lang w:val="en-US"/>
+        </w:rPr>
+        <w:t xml:space="preserve">In the final audio rendering, the transition between the last words </w:t>
+      </w:r>
+      <w:r>
+        <w:rPr>
+          <w:b/>
+          <w:bCs/>
+          <w:lang w:val="en-US"/>
+        </w:rPr>
+        <w:t xml:space="preserve">"Pax nostra </w:t>
+      </w:r>
+      <w:proofErr w:type="spellStart"/>
+      <w:r>
+        <w:rPr>
+          <w:b/>
+          <w:bCs/>
+          <w:lang w:val="en-US"/>
+        </w:rPr>
+        <w:t>sita</w:t>
+      </w:r>
+      <w:proofErr w:type="spellEnd"/>
+      <w:r>
+        <w:rPr>
+          <w:b/>
+          <w:bCs/>
+          <w:lang w:val="en-US"/>
+        </w:rPr>
+        <w:t>"</w:t>
+      </w:r>
+      <w:r>
+        <w:rPr>
+          <w:lang w:val="en-US"/>
+        </w:rPr>
+        <w:t xml:space="preserve"> creates a distinct auditory illusion, sounding like </w:t>
+      </w:r>
+      <w:r>
+        <w:rPr>
+          <w:b/>
+          <w:bCs/>
+          <w:lang w:val="en-US"/>
+        </w:rPr>
+        <w:t>"</w:t>
+      </w:r>
+      <w:proofErr w:type="spellStart"/>
+      <w:r>
+        <w:rPr>
+          <w:b/>
+          <w:bCs/>
+          <w:lang w:val="en-US"/>
+        </w:rPr>
+        <w:t>paks-stra-si-ita</w:t>
+      </w:r>
+      <w:proofErr w:type="spellEnd"/>
+      <w:r>
+        <w:rPr>
+          <w:b/>
+          <w:bCs/>
+          <w:lang w:val="en-US"/>
+        </w:rPr>
+        <w:t>"</w:t>
+      </w:r>
+      <w:r>
+        <w:rPr>
+          <w:lang w:val="en-US"/>
+        </w:rPr>
+        <w:t>. This is a natural occurrence in legato choral singing:</w:t>
+      </w:r>
+    </w:p>
+    <w:p>
+      <w:pPr>
+        <w:numPr>
+          <w:ilvl w:val="0"/>
+          <w:numId w:val="8"/>
+        </w:numPr>
+        <w:jc w:val="both"/>
+        <w:rPr>
+          <w:lang w:val="en-US"/>
+        </w:rPr>
+      </w:pPr>
+      <w:r>
+        <w:rPr>
+          <w:b/>
+          <w:bCs/>
+          <w:lang w:val="en-US"/>
+        </w:rPr>
+        <w:t>The Swallowed "N" (</w:t>
+      </w:r>
+      <w:r>
+        <w:rPr>
+          <w:b/>
+          <w:bCs/>
+          <w:i/>
+          <w:iCs/>
+          <w:lang w:val="en-US"/>
+        </w:rPr>
+        <w:t>Paks-</w:t>
+      </w:r>
+      <w:proofErr w:type="spellStart"/>
+      <w:r>
+        <w:rPr>
+          <w:b/>
+          <w:bCs/>
+          <w:i/>
+          <w:iCs/>
+          <w:lang w:val="en-US"/>
+        </w:rPr>
+        <w:t>stra</w:t>
+      </w:r>
+      <w:proofErr w:type="spellEnd"/>
+      <w:r>
+        <w:rPr>
+          <w:b/>
+          <w:bCs/>
+          <w:lang w:val="en-US"/>
+        </w:rPr>
+        <w:t>):</w:t>
+      </w:r>
+      <w:r>
+        <w:rPr>
+          <w:lang w:val="en-US"/>
+        </w:rPr>
+        <w:t xml:space="preserve"> The rapid transition between the strong consonant cluster </w:t>
+      </w:r>
+      <w:r>
+        <w:rPr>
+          <w:b/>
+          <w:bCs/>
+          <w:lang w:val="en-US"/>
+        </w:rPr>
+        <w:t>/</w:t>
+      </w:r>
+      <w:proofErr w:type="spellStart"/>
+      <w:r>
+        <w:rPr>
+          <w:b/>
+          <w:bCs/>
+          <w:lang w:val="en-US"/>
+        </w:rPr>
+        <w:t>ks</w:t>
+      </w:r>
+      <w:proofErr w:type="spellEnd"/>
+      <w:r>
+        <w:rPr>
+          <w:b/>
+          <w:bCs/>
+          <w:lang w:val="en-US"/>
+        </w:rPr>
+        <w:t>/</w:t>
+      </w:r>
+      <w:r>
+        <w:rPr>
+          <w:lang w:val="en-US"/>
+        </w:rPr>
+        <w:t xml:space="preserve"> (in Pa</w:t>
+      </w:r>
+      <w:r>
+        <w:rPr>
+          <w:i/>
+          <w:iCs/>
+          <w:lang w:val="en-US"/>
+        </w:rPr>
+        <w:t>x</w:t>
+      </w:r>
+      <w:r>
+        <w:rPr>
+          <w:lang w:val="en-US"/>
+        </w:rPr>
+        <w:t xml:space="preserve">) and </w:t>
+      </w:r>
+      <w:r>
+        <w:rPr>
+          <w:b/>
+          <w:bCs/>
+          <w:lang w:val="en-US"/>
+        </w:rPr>
+        <w:t>/str/</w:t>
+      </w:r>
+      <w:r>
+        <w:rPr>
+          <w:lang w:val="en-US"/>
+        </w:rPr>
+        <w:t xml:space="preserve"> (in no</w:t>
+      </w:r>
+      <w:r>
+        <w:rPr>
+          <w:i/>
+          <w:iCs/>
+          <w:lang w:val="en-US"/>
+        </w:rPr>
+        <w:t>str</w:t>
+      </w:r>
+      <w:r>
+        <w:rPr>
+          <w:lang w:val="en-US"/>
+        </w:rPr>
+        <w:t>a) completely swallows the middle syllable "no", making the "n" silent and fusing both words.</w:t>
+      </w:r>
+    </w:p>
+    <w:p>
+      <w:pPr>
+        <w:numPr>
+          <w:ilvl w:val="0"/>
+          <w:numId w:val="8"/>
+        </w:numPr>
+        <w:jc w:val="both"/>
+        <w:rPr>
+          <w:lang w:val="en-US"/>
+        </w:rPr>
+      </w:pPr>
+      <w:r>
+        <w:rPr>
+          <w:b/>
+          <w:bCs/>
+          <w:lang w:val="en-US"/>
+        </w:rPr>
+        <w:lastRenderedPageBreak/>
+        <w:t>The Elongated "I" (</w:t>
+      </w:r>
+      <w:proofErr w:type="spellStart"/>
+      <w:r>
+        <w:rPr>
+          <w:b/>
+          <w:bCs/>
+          <w:i/>
+          <w:iCs/>
+          <w:lang w:val="en-US"/>
+        </w:rPr>
+        <w:t>si-ita</w:t>
+      </w:r>
+      <w:proofErr w:type="spellEnd"/>
+      <w:r>
+        <w:rPr>
+          <w:b/>
+          <w:bCs/>
+          <w:lang w:val="en-US"/>
+        </w:rPr>
+        <w:t>):</w:t>
+      </w:r>
+      <w:r>
+        <w:rPr>
+          <w:lang w:val="en-US"/>
+        </w:rPr>
+        <w:t xml:space="preserve"> The word </w:t>
+      </w:r>
+      <w:proofErr w:type="spellStart"/>
+      <w:r>
+        <w:rPr>
+          <w:i/>
+          <w:iCs/>
+          <w:lang w:val="en-US"/>
+        </w:rPr>
+        <w:t>sita</w:t>
+      </w:r>
+      <w:proofErr w:type="spellEnd"/>
+      <w:r>
+        <w:rPr>
+          <w:lang w:val="en-US"/>
+        </w:rPr>
+        <w:t xml:space="preserve"> is stretched over the melody across two micro-beats, creating a perceived doubling of the vowel.</w:t>
+      </w:r>
+    </w:p>
+    <w:p>
+      <w:pPr>
+        <w:pStyle w:val="Titre1"/>
+      </w:pPr>
+      <w:r>
+        <w:rPr>
+          <w:rFonts w:ascii="Segoe UI Emoji" w:hAnsi="Segoe UI Emoji" w:cs="Segoe UI Emoji"/>
+        </w:rPr>
+        <w:t>🏛️</w:t>
+      </w:r>
+      <w:r>
+        <w:t>Les « Bizarreries » du Latin</w:t>
+      </w:r>
+    </w:p>
+    <w:p>
+      <w:pPr>
+        <w:jc w:val="both"/>
+      </w:pPr>
+      <w:r>
+        <w:t xml:space="preserve">Pour un œil formé au latin classique (période antique), ce texte comporte plusieurs anomalies et structures surprenantes. C'est tout à fait volontaire : le chant utilise un </w:t>
+      </w:r>
+      <w:r>
+        <w:rPr>
+          <w:b/>
+          <w:bCs/>
+        </w:rPr>
+        <w:t>latin médiéval tardif et ecclésiastique</w:t>
+      </w:r>
+      <w:r>
+        <w:t>, une langue d'usage influencée par les structures féodales et vernaculaires :</w:t>
+      </w:r>
+    </w:p>
+    <w:p>
+      <w:pPr>
+        <w:numPr>
+          <w:ilvl w:val="0"/>
+          <w:numId w:val="6"/>
+        </w:numPr>
+        <w:jc w:val="both"/>
+      </w:pPr>
+      <w:r>
+        <w:rPr>
+          <w:b/>
+          <w:bCs/>
+        </w:rPr>
+        <w:t>"</w:t>
+      </w:r>
+      <w:proofErr w:type="spellStart"/>
+      <w:r>
+        <w:rPr>
+          <w:b/>
+          <w:bCs/>
+        </w:rPr>
+        <w:t>Civitas</w:t>
+      </w:r>
+      <w:proofErr w:type="spellEnd"/>
+      <w:r>
+        <w:rPr>
+          <w:b/>
+          <w:bCs/>
+        </w:rPr>
+        <w:t xml:space="preserve"> franca" :</w:t>
+      </w:r>
+      <w:r>
+        <w:t xml:space="preserve"> Hérésie en latin classique (où l'on dirait </w:t>
+      </w:r>
+      <w:proofErr w:type="spellStart"/>
+      <w:r>
+        <w:rPr>
+          <w:i/>
+          <w:iCs/>
+        </w:rPr>
+        <w:t>civitas</w:t>
+      </w:r>
+      <w:proofErr w:type="spellEnd"/>
+      <w:r>
+        <w:rPr>
+          <w:i/>
+          <w:iCs/>
+        </w:rPr>
+        <w:t xml:space="preserve"> libera</w:t>
+      </w:r>
+      <w:r>
+        <w:t xml:space="preserve">), cette formule est du pur latin juridique médiéval. Le mot français "franche" (au sens de privilège fiscal) a été latinisé de force en </w:t>
+      </w:r>
+      <w:r>
+        <w:rPr>
+          <w:i/>
+          <w:iCs/>
+        </w:rPr>
+        <w:t>franca</w:t>
+      </w:r>
+      <w:r>
+        <w:t>.</w:t>
+      </w:r>
+    </w:p>
+    <w:p>
+      <w:pPr>
+        <w:numPr>
+          <w:ilvl w:val="0"/>
+          <w:numId w:val="6"/>
+        </w:numPr>
+        <w:jc w:val="both"/>
+      </w:pPr>
+      <w:r>
+        <w:rPr>
+          <w:b/>
+          <w:bCs/>
+        </w:rPr>
+        <w:t xml:space="preserve">"Ad </w:t>
+      </w:r>
+      <w:proofErr w:type="spellStart"/>
+      <w:r>
+        <w:rPr>
+          <w:b/>
+          <w:bCs/>
+        </w:rPr>
+        <w:t>lucrum</w:t>
+      </w:r>
+      <w:proofErr w:type="spellEnd"/>
+      <w:r>
+        <w:rPr>
+          <w:b/>
+          <w:bCs/>
+        </w:rPr>
+        <w:t xml:space="preserve"> vides" :</w:t>
+      </w:r>
+      <w:r>
+        <w:t xml:space="preserve"> Le verbe </w:t>
+      </w:r>
+      <w:proofErr w:type="spellStart"/>
+      <w:r>
+        <w:rPr>
+          <w:i/>
+          <w:iCs/>
+        </w:rPr>
+        <w:t>videre</w:t>
+      </w:r>
+      <w:proofErr w:type="spellEnd"/>
+      <w:r>
+        <w:t xml:space="preserve"> (voir) est normalement passif et direct. L'utilisation de la préposition </w:t>
+      </w:r>
+      <w:r>
+        <w:rPr>
+          <w:i/>
+          <w:iCs/>
+        </w:rPr>
+        <w:t>ad</w:t>
+      </w:r>
+      <w:r>
+        <w:t xml:space="preserve"> (vers) pour exprimer l'idée de "regarder/viser le profit" est un calque direct de la syntaxe des langues modernes (français ou anglais).</w:t>
+      </w:r>
+    </w:p>
+    <w:p>
+      <w:pPr>
+        <w:numPr>
+          <w:ilvl w:val="0"/>
+          <w:numId w:val="6"/>
+        </w:numPr>
+        <w:jc w:val="both"/>
+      </w:pPr>
+      <w:r>
+        <w:rPr>
+          <w:b/>
+          <w:bCs/>
+        </w:rPr>
+        <w:t xml:space="preserve">"Velis </w:t>
+      </w:r>
+      <w:proofErr w:type="spellStart"/>
+      <w:r>
+        <w:rPr>
+          <w:b/>
+          <w:bCs/>
+        </w:rPr>
+        <w:t>vento</w:t>
+      </w:r>
+      <w:proofErr w:type="spellEnd"/>
+      <w:r>
+        <w:rPr>
+          <w:b/>
+          <w:bCs/>
+        </w:rPr>
+        <w:t xml:space="preserve"> </w:t>
+      </w:r>
+      <w:proofErr w:type="spellStart"/>
+      <w:r>
+        <w:rPr>
+          <w:b/>
+          <w:bCs/>
+        </w:rPr>
+        <w:t>utuntur</w:t>
+      </w:r>
+      <w:proofErr w:type="spellEnd"/>
+      <w:r>
+        <w:rPr>
+          <w:b/>
+          <w:bCs/>
+        </w:rPr>
+        <w:t>" :</w:t>
+      </w:r>
+      <w:r>
+        <w:t xml:space="preserve"> L'alignement de deux ablatifs sans conjonction de coordination (</w:t>
+      </w:r>
+      <w:r>
+        <w:rPr>
+          <w:i/>
+          <w:iCs/>
+        </w:rPr>
+        <w:t>et</w:t>
+      </w:r>
+      <w:r>
+        <w:t xml:space="preserve">) crée un </w:t>
+      </w:r>
+      <w:proofErr w:type="spellStart"/>
+      <w:r>
+        <w:t>asyndeton</w:t>
+      </w:r>
+      <w:proofErr w:type="spellEnd"/>
+      <w:r>
+        <w:t xml:space="preserve"> très abrupt, donnant un style brut et archaïque à la strophe.</w:t>
+      </w:r>
+    </w:p>
+    <w:p>
+      <w:pPr>
+        <w:numPr>
+          <w:ilvl w:val="0"/>
+          <w:numId w:val="6"/>
+        </w:numPr>
+        <w:jc w:val="both"/>
+      </w:pPr>
+      <w:r>
+        <w:rPr>
+          <w:b/>
+          <w:bCs/>
+        </w:rPr>
+        <w:t xml:space="preserve">"Ex </w:t>
+      </w:r>
+      <w:proofErr w:type="spellStart"/>
+      <w:r>
+        <w:rPr>
+          <w:b/>
+          <w:bCs/>
+        </w:rPr>
+        <w:t>onere</w:t>
+      </w:r>
+      <w:proofErr w:type="spellEnd"/>
+      <w:r>
+        <w:rPr>
+          <w:b/>
+          <w:bCs/>
+        </w:rPr>
+        <w:t xml:space="preserve"> gravis" :</w:t>
+      </w:r>
+      <w:r>
+        <w:t xml:space="preserve"> </w:t>
+      </w:r>
+      <w:r>
+        <w:rPr>
+          <w:i/>
+          <w:iCs/>
+        </w:rPr>
+        <w:t>Gravis</w:t>
+      </w:r>
+      <w:r>
+        <w:t xml:space="preserve"> (lourd/accablé) est au nominatif singulier. Il ne qualifie pas le fardeau (</w:t>
+      </w:r>
+      <w:proofErr w:type="spellStart"/>
+      <w:r>
+        <w:rPr>
+          <w:i/>
+          <w:iCs/>
+        </w:rPr>
+        <w:t>onere</w:t>
+      </w:r>
+      <w:proofErr w:type="spellEnd"/>
+      <w:r>
+        <w:t>, qui est à l'ablatif), mais le sujet invisible de la phrase ("tu" ou la cité). Une syntaxe correcte mais volontairement tarabiscotée.</w:t>
+      </w:r>
+    </w:p>
+    <w:p>
+      <w:pPr>
+        <w:pStyle w:val="Titre1"/>
+        <w:rPr>
+          <w:lang w:val="en-US"/>
+        </w:rPr>
+      </w:pPr>
+      <w:r>
+        <w:rPr>
+          <w:rFonts w:ascii="Segoe UI Emoji" w:hAnsi="Segoe UI Emoji" w:cs="Segoe UI Emoji"/>
+        </w:rPr>
+        <w:t>🏛️</w:t>
+      </w:r>
+      <w:r>
+        <w:rPr>
+          <w:lang w:val="en-US"/>
+        </w:rPr>
+        <w:t>Quirks of Medieval Latin</w:t>
+      </w:r>
+    </w:p>
+    <w:p>
+      <w:pPr>
+        <w:jc w:val="both"/>
+        <w:rPr>
+          <w:lang w:val="en-US"/>
+        </w:rPr>
+      </w:pPr>
+      <w:r>
+        <w:rPr>
+          <w:lang w:val="en-US"/>
+        </w:rPr>
+        <w:t xml:space="preserve">To a classical Latin purist, several grammatical choices in this text might seem unusual. This is intentional: the chant features </w:t>
+      </w:r>
+      <w:r>
+        <w:rPr>
+          <w:b/>
+          <w:bCs/>
+          <w:lang w:val="en-US"/>
+        </w:rPr>
+        <w:t>late medieval and ecclesiastical Latin</w:t>
+      </w:r>
+      <w:r>
+        <w:rPr>
+          <w:lang w:val="en-US"/>
+        </w:rPr>
+        <w:t>, a functional tongue heavily influenced by feudal and modern vernacular structures:</w:t>
+      </w:r>
+    </w:p>
+    <w:p>
+      <w:pPr>
+        <w:numPr>
+          <w:ilvl w:val="0"/>
+          <w:numId w:val="6"/>
+        </w:numPr>
+        <w:jc w:val="both"/>
+        <w:rPr>
+          <w:lang w:val="en-US"/>
+        </w:rPr>
+      </w:pPr>
+      <w:r>
+        <w:rPr>
+          <w:b/>
+          <w:bCs/>
+          <w:lang w:val="en-US"/>
+        </w:rPr>
+        <w:t>"</w:t>
+      </w:r>
+      <w:proofErr w:type="gramStart"/>
+      <w:r>
+        <w:rPr>
+          <w:b/>
+          <w:bCs/>
+          <w:lang w:val="en-US"/>
+        </w:rPr>
+        <w:t>Civitas</w:t>
+      </w:r>
+      <w:proofErr w:type="gramEnd"/>
+      <w:r>
+        <w:rPr>
+          <w:b/>
+          <w:bCs/>
+          <w:lang w:val="en-US"/>
+        </w:rPr>
+        <w:t xml:space="preserve"> franca":</w:t>
+      </w:r>
+      <w:r>
+        <w:rPr>
+          <w:lang w:val="en-US"/>
+        </w:rPr>
+        <w:t xml:space="preserve"> An anomaly in classical Latin (which would use </w:t>
+      </w:r>
+      <w:r>
+        <w:rPr>
+          <w:i/>
+          <w:iCs/>
+          <w:lang w:val="en-US"/>
+        </w:rPr>
+        <w:t>civitas libera</w:t>
+      </w:r>
+      <w:r>
+        <w:rPr>
+          <w:lang w:val="en-US"/>
+        </w:rPr>
+        <w:t>), this phrase is pure medieval legal Latin. The French word "</w:t>
+      </w:r>
+      <w:proofErr w:type="spellStart"/>
+      <w:r>
+        <w:rPr>
+          <w:lang w:val="en-US"/>
+        </w:rPr>
+        <w:t>franche</w:t>
+      </w:r>
+      <w:proofErr w:type="spellEnd"/>
+      <w:r>
+        <w:rPr>
+          <w:lang w:val="en-US"/>
+        </w:rPr>
+        <w:t xml:space="preserve">" (referring to tax exemptions) was directly forced into the Latinized </w:t>
+      </w:r>
+      <w:r>
+        <w:rPr>
+          <w:i/>
+          <w:iCs/>
+          <w:lang w:val="en-US"/>
+        </w:rPr>
+        <w:t>franca</w:t>
+      </w:r>
+      <w:r>
+        <w:rPr>
+          <w:lang w:val="en-US"/>
+        </w:rPr>
+        <w:t>.</w:t>
+      </w:r>
+    </w:p>
+    <w:p>
+      <w:pPr>
+        <w:numPr>
+          <w:ilvl w:val="0"/>
+          <w:numId w:val="6"/>
+        </w:numPr>
+        <w:jc w:val="both"/>
+        <w:rPr>
+          <w:lang w:val="en-US"/>
+        </w:rPr>
+      </w:pPr>
+      <w:r>
+        <w:rPr>
+          <w:b/>
+          <w:bCs/>
+          <w:lang w:val="en-US"/>
+        </w:rPr>
+        <w:t>"Ad lucrum vides":</w:t>
+      </w:r>
+      <w:r>
+        <w:rPr>
+          <w:lang w:val="en-US"/>
+        </w:rPr>
+        <w:t xml:space="preserve"> The verb </w:t>
+      </w:r>
+      <w:proofErr w:type="spellStart"/>
+      <w:r>
+        <w:rPr>
+          <w:i/>
+          <w:iCs/>
+          <w:lang w:val="en-US"/>
+        </w:rPr>
+        <w:t>videre</w:t>
+      </w:r>
+      <w:proofErr w:type="spellEnd"/>
+      <w:r>
+        <w:rPr>
+          <w:lang w:val="en-US"/>
+        </w:rPr>
+        <w:t xml:space="preserve"> (to see) is inherently passive and takes a direct object. Using the preposition </w:t>
+      </w:r>
+      <w:r>
+        <w:rPr>
+          <w:i/>
+          <w:iCs/>
+          <w:lang w:val="en-US"/>
+        </w:rPr>
+        <w:t>ad</w:t>
+      </w:r>
+      <w:r>
+        <w:rPr>
+          <w:lang w:val="en-US"/>
+        </w:rPr>
+        <w:t xml:space="preserve"> (toward) to mean "looking toward/aiming for profit" is a direct linguistic calque of modern French or English syntax.</w:t>
+      </w:r>
+    </w:p>
+    <w:p>
+      <w:pPr>
+        <w:numPr>
+          <w:ilvl w:val="0"/>
+          <w:numId w:val="6"/>
+        </w:numPr>
+        <w:jc w:val="both"/>
+        <w:rPr>
+          <w:lang w:val="en-US"/>
+        </w:rPr>
+      </w:pPr>
+      <w:r>
+        <w:rPr>
+          <w:b/>
+          <w:bCs/>
+          <w:lang w:val="en-US"/>
+        </w:rPr>
+        <w:t xml:space="preserve">"Velis </w:t>
+      </w:r>
+      <w:proofErr w:type="spellStart"/>
+      <w:r>
+        <w:rPr>
+          <w:b/>
+          <w:bCs/>
+          <w:lang w:val="en-US"/>
+        </w:rPr>
+        <w:t>vento</w:t>
+      </w:r>
+      <w:proofErr w:type="spellEnd"/>
+      <w:r>
+        <w:rPr>
+          <w:b/>
+          <w:bCs/>
+          <w:lang w:val="en-US"/>
+        </w:rPr>
+        <w:t xml:space="preserve"> </w:t>
+      </w:r>
+      <w:proofErr w:type="spellStart"/>
+      <w:r>
+        <w:rPr>
+          <w:b/>
+          <w:bCs/>
+          <w:lang w:val="en-US"/>
+        </w:rPr>
+        <w:t>utuntur</w:t>
+      </w:r>
+      <w:proofErr w:type="spellEnd"/>
+      <w:r>
+        <w:rPr>
+          <w:b/>
+          <w:bCs/>
+          <w:lang w:val="en-US"/>
+        </w:rPr>
+        <w:t>":</w:t>
+      </w:r>
+      <w:r>
+        <w:rPr>
+          <w:lang w:val="en-US"/>
+        </w:rPr>
+        <w:t xml:space="preserve"> Placing two ablatives side by side without a conjunction (</w:t>
+      </w:r>
+      <w:r>
+        <w:rPr>
+          <w:i/>
+          <w:iCs/>
+          <w:lang w:val="en-US"/>
+        </w:rPr>
+        <w:t>et</w:t>
+      </w:r>
+      <w:r>
+        <w:rPr>
+          <w:lang w:val="en-US"/>
+        </w:rPr>
+        <w:t>) creates a very sharp asyndeton, giving the stanza a raw, archaic tone.</w:t>
+      </w:r>
+    </w:p>
+    <w:p>
+      <w:pPr>
+        <w:numPr>
+          <w:ilvl w:val="0"/>
+          <w:numId w:val="6"/>
+        </w:numPr>
+        <w:jc w:val="both"/>
+        <w:rPr>
+          <w:lang w:val="en-US"/>
+        </w:rPr>
+      </w:pPr>
+      <w:r>
+        <w:rPr>
+          <w:b/>
+          <w:bCs/>
+          <w:lang w:val="en-US"/>
+        </w:rPr>
+        <w:t xml:space="preserve">"Ex </w:t>
+      </w:r>
+      <w:proofErr w:type="spellStart"/>
+      <w:r>
+        <w:rPr>
+          <w:b/>
+          <w:bCs/>
+          <w:lang w:val="en-US"/>
+        </w:rPr>
+        <w:t>onere</w:t>
+      </w:r>
+      <w:proofErr w:type="spellEnd"/>
+      <w:r>
+        <w:rPr>
+          <w:b/>
+          <w:bCs/>
+          <w:lang w:val="en-US"/>
+        </w:rPr>
+        <w:t xml:space="preserve"> gravis":</w:t>
+      </w:r>
+      <w:r>
+        <w:rPr>
+          <w:lang w:val="en-US"/>
+        </w:rPr>
+        <w:t xml:space="preserve"> </w:t>
+      </w:r>
+      <w:r>
+        <w:rPr>
+          <w:i/>
+          <w:iCs/>
+          <w:lang w:val="en-US"/>
+        </w:rPr>
+        <w:t>Gravis</w:t>
+      </w:r>
+      <w:r>
+        <w:rPr>
+          <w:lang w:val="en-US"/>
+        </w:rPr>
+        <w:t xml:space="preserve"> (heavy/burdened) is in the nominative singular. It modifies the invisible subject ("you" or the city) rather than the burden itself (</w:t>
+      </w:r>
+      <w:proofErr w:type="spellStart"/>
+      <w:r>
+        <w:rPr>
+          <w:i/>
+          <w:iCs/>
+          <w:lang w:val="en-US"/>
+        </w:rPr>
+        <w:t>onere</w:t>
+      </w:r>
+      <w:proofErr w:type="spellEnd"/>
+      <w:r>
+        <w:rPr>
+          <w:lang w:val="en-US"/>
+        </w:rPr>
+        <w:t>, which is in the ablative). The syntax is correct but deliberately convoluted.</w:t>
+      </w:r>
+    </w:p>
+    <w:p>
+      <w:pPr>
         <w:jc w:val="center"/>
       </w:pPr>
       <w:r>
@@ -1509,9 +3068,9 @@
           <w:noProof/>
         </w:rPr>
         <w:drawing>
-          <wp:inline distT="0" distB="0" distL="0" distR="0" wp14:anchorId="2BAE1C5A" wp14:editId="7E577126">
-            <wp:extent cx="6645910" cy="3625850"/>
-            <wp:effectExtent l="0" t="0" r="2540" b="0"/>
+          <wp:inline distT="0" distB="0" distL="0" distR="0" wp14:anchorId="35576035" wp14:editId="3BCB3F99">
+            <wp:extent cx="5382883" cy="2110512"/>
+            <wp:effectExtent l="0" t="0" r="8890" b="4445"/>
             <wp:docPr id="145670210" name="Image 2"/>
             <wp:cNvGraphicFramePr>
               <a:graphicFrameLocks xmlns:a="http://schemas.openxmlformats.org/drawingml/2006/main" noChangeAspect="1"/>
@@ -1525,7 +3084,7 @@
                       <a:picLocks noChangeAspect="1" noChangeArrowheads="1"/>
                     </pic:cNvPicPr>
                   </pic:nvPicPr>
-                  <pic:blipFill>
+                  <pic:blipFill rotWithShape="1">
                     <a:blip r:embed="rId8" cstate="print">
                       <a:extLst>
                         <a:ext uri="{28A0092B-C50C-407E-A947-70E740481C1C}">
@@ -1533,7 +3092,7 @@
                         </a:ext>
                       </a:extLst>
                     </a:blip>
-                    <a:srcRect/>
+                    <a:srcRect t="-1" b="28135"/>
                     <a:stretch>
                       <a:fillRect/>
                     </a:stretch>
@@ -1541,7 +3100,7 @@
                   <pic:spPr bwMode="auto">
                     <a:xfrm>
                       <a:off x="0" y="0"/>
-                      <a:ext cx="6645910" cy="3625850"/>
+                      <a:ext cx="5463268" cy="2142029"/>
                     </a:xfrm>
                     <a:prstGeom prst="rect">
                       <a:avLst/>
@@ -1550,6 +3109,11 @@
                     <a:ln>
                       <a:noFill/>
                     </a:ln>
+                    <a:extLst>
+                      <a:ext uri="{53640926-AAD7-44D8-BBD7-CCE9431645EC}">
+                        <a14:shadowObscured xmlns:a14="http://schemas.microsoft.com/office/drawing/2010/main"/>
+                      </a:ext>
+                    </a:extLst>
                   </pic:spPr>
                 </pic:pic>
               </a:graphicData>
@@ -1744,6 +3308,122 @@
 <file path=word/numbering.xml><?xml version="1.0" encoding="utf-8"?>
 <w:numbering xmlns:wpc="http://schemas.microsoft.com/office/word/2010/wordprocessingCanvas" xmlns:cx="http://schemas.microsoft.com/office/drawing/2014/chartex" xmlns:cx1="http://schemas.microsoft.com/office/drawing/2015/9/8/chartex" xmlns:cx2="http://schemas.microsoft.com/office/drawing/2015/10/21/chartex" xmlns:cx3="http://schemas.microsoft.com/office/drawing/2016/5/9/chartex" xmlns:cx4="http://schemas.microsoft.com/office/drawing/2016/5/10/chartex" xmlns:cx5="http://schemas.microsoft.com/office/drawing/2016/5/11/chartex" xmlns:cx6="http://schemas.microsoft.com/office/drawing/2016/5/12/chartex" xmlns:cx7="http://schemas.microsoft.com/office/drawing/2016/5/13/chartex" xmlns:cx8="http://schemas.microsoft.com/office/drawing/2016/5/14/chartex" xmlns:mc="http://schemas.openxmlformats.org/markup-compatibility/2006" xmlns:aink="http://schemas.microsoft.com/office/drawing/2016/ink" xmlns:am3d="http://schemas.microsoft.com/office/drawing/2017/model3d" xmlns:o="urn:schemas-microsoft-com:office:office" xmlns:oel="http://schemas.microsoft.com/office/2019/extlst" xmlns:r="http://schemas.openxmlformats.org/officeDocument/2006/relationships" xmlns:m="http://schemas.openxmlformats.org/officeDocument/2006/math" xmlns:v="urn:schemas-microsoft-com:vml" xmlns:wp14="http://schemas.microsoft.com/office/word/2010/wordprocessingDrawing" xmlns:wp="http://schemas.openxmlformats.org/drawingml/2006/wordprocessingDrawing" xmlns:w10="urn:schemas-microsoft-com:office:word" xmlns:w="http://schemas.openxmlformats.org/wordprocessingml/2006/main" xmlns:w14="http://schemas.microsoft.com/office/word/2010/wordml" xmlns:w15="http://schemas.microsoft.com/office/word/2012/wordml" xmlns:w16cex="http://schemas.microsoft.com/office/word/2018/wordml/cex" xmlns:w16cid="http://schemas.microsoft.com/office/word/2016/wordml/cid" xmlns:w16="http://schemas.microsoft.com/office/word/2018/wordml" xmlns:w16du="http://schemas.microsoft.com/office/word/2023/wordml/word16du" xmlns:w16sdtdh="http://schemas.microsoft.com/office/word/2020/wordml/sdtdatahash" xmlns:w16sdtfl="http://schemas.microsoft.com/office/word/2024/wordml/sdtformatlock" xmlns:w16se="http://schemas.microsoft.com/office/word/2015/wordml/symex" xmlns:wpg="http://schemas.microsoft.com/office/word/2010/wordprocessingGroup" xmlns:wpi="http://schemas.microsoft.com/office/word/2010/wordprocessingInk" xmlns:wne="http://schemas.microsoft.com/office/word/2006/wordml" xmlns:wps="http://schemas.microsoft.com/office/word/2010/wordprocessingShape" mc:Ignorable="w14 w15 w16se w16cid w16 w16cex w16sdtdh w16sdtfl w16du wp14">
   <w:abstractNum w:abstractNumId="0" w15:restartNumberingAfterBreak="0">
+    <w:nsid w:val="0B0F6F8D"/>
+    <w:multiLevelType w:val="multilevel"/>
+    <w:tmpl w:val="3AC4ECBC"/>
+    <w:lvl w:ilvl="0">
+      <w:start w:val="1"/>
+      <w:numFmt w:val="bullet"/>
+      <w:lvlText w:val=""/>
+      <w:lvlJc w:val="left"/>
+      <w:pPr>
+        <w:tabs>
+          <w:tab w:val="num" w:pos="720"/>
+        </w:tabs>
+        <w:ind w:left="720" w:hanging="360"/>
+      </w:pPr>
+      <w:rPr>
+        <w:rFonts w:ascii="Symbol" w:hAnsi="Symbol" w:hint="default"/>
+      </w:rPr>
+    </w:lvl>
+    <w:lvl w:ilvl="1" w:tentative="1">
+      <w:start w:val="1"/>
+      <w:numFmt w:val="decimal"/>
+      <w:lvlText w:val="%2."/>
+      <w:lvlJc w:val="left"/>
+      <w:pPr>
+        <w:tabs>
+          <w:tab w:val="num" w:pos="1440"/>
+        </w:tabs>
+        <w:ind w:left="1440" w:hanging="360"/>
+      </w:pPr>
+    </w:lvl>
+    <w:lvl w:ilvl="2" w:tentative="1">
+      <w:start w:val="1"/>
+      <w:numFmt w:val="decimal"/>
+      <w:lvlText w:val="%3."/>
+      <w:lvlJc w:val="left"/>
+      <w:pPr>
+        <w:tabs>
+          <w:tab w:val="num" w:pos="2160"/>
+        </w:tabs>
+        <w:ind w:left="2160" w:hanging="360"/>
+      </w:pPr>
+    </w:lvl>
+    <w:lvl w:ilvl="3" w:tentative="1">
+      <w:start w:val="1"/>
+      <w:numFmt w:val="decimal"/>
+      <w:lvlText w:val="%4."/>
+      <w:lvlJc w:val="left"/>
+      <w:pPr>
+        <w:tabs>
+          <w:tab w:val="num" w:pos="2880"/>
+        </w:tabs>
+        <w:ind w:left="2880" w:hanging="360"/>
+      </w:pPr>
+    </w:lvl>
+    <w:lvl w:ilvl="4" w:tentative="1">
+      <w:start w:val="1"/>
+      <w:numFmt w:val="decimal"/>
+      <w:lvlText w:val="%5."/>
+      <w:lvlJc w:val="left"/>
+      <w:pPr>
+        <w:tabs>
+          <w:tab w:val="num" w:pos="3600"/>
+        </w:tabs>
+        <w:ind w:left="3600" w:hanging="360"/>
+      </w:pPr>
+    </w:lvl>
+    <w:lvl w:ilvl="5" w:tentative="1">
+      <w:start w:val="1"/>
+      <w:numFmt w:val="decimal"/>
+      <w:lvlText w:val="%6."/>
+      <w:lvlJc w:val="left"/>
+      <w:pPr>
+        <w:tabs>
+          <w:tab w:val="num" w:pos="4320"/>
+        </w:tabs>
+        <w:ind w:left="4320" w:hanging="360"/>
+      </w:pPr>
+    </w:lvl>
+    <w:lvl w:ilvl="6" w:tentative="1">
+      <w:start w:val="1"/>
+      <w:numFmt w:val="decimal"/>
+      <w:lvlText w:val="%7."/>
+      <w:lvlJc w:val="left"/>
+      <w:pPr>
+        <w:tabs>
+          <w:tab w:val="num" w:pos="5040"/>
+        </w:tabs>
+        <w:ind w:left="5040" w:hanging="360"/>
+      </w:pPr>
+    </w:lvl>
+    <w:lvl w:ilvl="7" w:tentative="1">
+      <w:start w:val="1"/>
+      <w:numFmt w:val="decimal"/>
+      <w:lvlText w:val="%8."/>
+      <w:lvlJc w:val="left"/>
+      <w:pPr>
+        <w:tabs>
+          <w:tab w:val="num" w:pos="5760"/>
+        </w:tabs>
+        <w:ind w:left="5760" w:hanging="360"/>
+      </w:pPr>
+    </w:lvl>
+    <w:lvl w:ilvl="8" w:tentative="1">
+      <w:start w:val="1"/>
+      <w:numFmt w:val="decimal"/>
+      <w:lvlText w:val="%9."/>
+      <w:lvlJc w:val="left"/>
+      <w:pPr>
+        <w:tabs>
+          <w:tab w:val="num" w:pos="6480"/>
+        </w:tabs>
+        <w:ind w:left="6480" w:hanging="360"/>
+      </w:pPr>
+    </w:lvl>
+  </w:abstractNum>
+  <w:abstractNum w:abstractNumId="1" w15:restartNumberingAfterBreak="0">
     <w:nsid w:val="0D720347"/>
     <w:multiLevelType w:val="multilevel"/>
     <w:tmpl w:val="B8320F04"/>
@@ -1892,7 +3572,156 @@
       </w:rPr>
     </w:lvl>
   </w:abstractNum>
-  <w:abstractNum w:abstractNumId="1" w15:restartNumberingAfterBreak="0">
+  <w:abstractNum w:abstractNumId="2" w15:restartNumberingAfterBreak="0">
+    <w:nsid w:val="0F8B79A1"/>
+    <w:multiLevelType w:val="multilevel"/>
+    <w:tmpl w:val="E74CF2F4"/>
+    <w:lvl w:ilvl="0">
+      <w:start w:val="1"/>
+      <w:numFmt w:val="bullet"/>
+      <w:lvlText w:val=""/>
+      <w:lvlJc w:val="left"/>
+      <w:pPr>
+        <w:tabs>
+          <w:tab w:val="num" w:pos="720"/>
+        </w:tabs>
+        <w:ind w:left="720" w:hanging="360"/>
+      </w:pPr>
+      <w:rPr>
+        <w:rFonts w:ascii="Symbol" w:hAnsi="Symbol" w:hint="default"/>
+        <w:sz w:val="20"/>
+      </w:rPr>
+    </w:lvl>
+    <w:lvl w:ilvl="1">
+      <w:start w:val="1"/>
+      <w:numFmt w:val="bullet"/>
+      <w:lvlText w:val="o"/>
+      <w:lvlJc w:val="left"/>
+      <w:pPr>
+        <w:tabs>
+          <w:tab w:val="num" w:pos="1440"/>
+        </w:tabs>
+        <w:ind w:left="1440" w:hanging="360"/>
+      </w:pPr>
+      <w:rPr>
+        <w:rFonts w:ascii="Courier New" w:hAnsi="Courier New" w:hint="default"/>
+        <w:sz w:val="20"/>
+      </w:rPr>
+    </w:lvl>
+    <w:lvl w:ilvl="2" w:tentative="1">
+      <w:start w:val="1"/>
+      <w:numFmt w:val="bullet"/>
+      <w:lvlText w:val=""/>
+      <w:lvlJc w:val="left"/>
+      <w:pPr>
+        <w:tabs>
+          <w:tab w:val="num" w:pos="2160"/>
+        </w:tabs>
+        <w:ind w:left="2160" w:hanging="360"/>
+      </w:pPr>
+      <w:rPr>
+        <w:rFonts w:ascii="Wingdings" w:hAnsi="Wingdings" w:hint="default"/>
+        <w:sz w:val="20"/>
+      </w:rPr>
+    </w:lvl>
+    <w:lvl w:ilvl="3" w:tentative="1">
+      <w:start w:val="1"/>
+      <w:numFmt w:val="bullet"/>
+      <w:lvlText w:val=""/>
+      <w:lvlJc w:val="left"/>
+      <w:pPr>
+        <w:tabs>
+          <w:tab w:val="num" w:pos="2880"/>
+        </w:tabs>
+        <w:ind w:left="2880" w:hanging="360"/>
+      </w:pPr>
+      <w:rPr>
+        <w:rFonts w:ascii="Wingdings" w:hAnsi="Wingdings" w:hint="default"/>
+        <w:sz w:val="20"/>
+      </w:rPr>
+    </w:lvl>
+    <w:lvl w:ilvl="4" w:tentative="1">
+      <w:start w:val="1"/>
+      <w:numFmt w:val="bullet"/>
+      <w:lvlText w:val=""/>
+      <w:lvlJc w:val="left"/>
+      <w:pPr>
+        <w:tabs>
+          <w:tab w:val="num" w:pos="3600"/>
+        </w:tabs>
+        <w:ind w:left="3600" w:hanging="360"/>
+      </w:pPr>
+      <w:rPr>
+        <w:rFonts w:ascii="Wingdings" w:hAnsi="Wingdings" w:hint="default"/>
+        <w:sz w:val="20"/>
+      </w:rPr>
+    </w:lvl>
+    <w:lvl w:ilvl="5" w:tentative="1">
+      <w:start w:val="1"/>
+      <w:numFmt w:val="bullet"/>
+      <w:lvlText w:val=""/>
+      <w:lvlJc w:val="left"/>
+      <w:pPr>
+        <w:tabs>
+          <w:tab w:val="num" w:pos="4320"/>
+        </w:tabs>
+        <w:ind w:left="4320" w:hanging="360"/>
+      </w:pPr>
+      <w:rPr>
+        <w:rFonts w:ascii="Wingdings" w:hAnsi="Wingdings" w:hint="default"/>
+        <w:sz w:val="20"/>
+      </w:rPr>
+    </w:lvl>
+    <w:lvl w:ilvl="6" w:tentative="1">
+      <w:start w:val="1"/>
+      <w:numFmt w:val="bullet"/>
+      <w:lvlText w:val=""/>
+      <w:lvlJc w:val="left"/>
+      <w:pPr>
+        <w:tabs>
+          <w:tab w:val="num" w:pos="5040"/>
+        </w:tabs>
+        <w:ind w:left="5040" w:hanging="360"/>
+      </w:pPr>
+      <w:rPr>
+        <w:rFonts w:ascii="Wingdings" w:hAnsi="Wingdings" w:hint="default"/>
+        <w:sz w:val="20"/>
+      </w:rPr>
+    </w:lvl>
+    <w:lvl w:ilvl="7" w:tentative="1">
+      <w:start w:val="1"/>
+      <w:numFmt w:val="bullet"/>
+      <w:lvlText w:val=""/>
+      <w:lvlJc w:val="left"/>
+      <w:pPr>
+        <w:tabs>
+          <w:tab w:val="num" w:pos="5760"/>
+        </w:tabs>
+        <w:ind w:left="5760" w:hanging="360"/>
+      </w:pPr>
+      <w:rPr>
+        <w:rFonts w:ascii="Wingdings" w:hAnsi="Wingdings" w:hint="default"/>
+        <w:sz w:val="20"/>
+      </w:rPr>
+    </w:lvl>
+    <w:lvl w:ilvl="8" w:tentative="1">
+      <w:start w:val="1"/>
+      <w:numFmt w:val="bullet"/>
+      <w:lvlText w:val=""/>
+      <w:lvlJc w:val="left"/>
+      <w:pPr>
+        <w:tabs>
+          <w:tab w:val="num" w:pos="6480"/>
+        </w:tabs>
+        <w:ind w:left="6480" w:hanging="360"/>
+      </w:pPr>
+      <w:rPr>
+        <w:rFonts w:ascii="Wingdings" w:hAnsi="Wingdings" w:hint="default"/>
+        <w:sz w:val="20"/>
+      </w:rPr>
+    </w:lvl>
+  </w:abstractNum>
+  <w:abstractNum w:abstractNumId="3" w15:restartNumberingAfterBreak="0">
     <w:nsid w:val="198A6AAA"/>
     <w:multiLevelType w:val="multilevel"/>
     <w:tmpl w:val="B70E3AA8"/>
@@ -2041,7 +3870,123 @@
       </w:rPr>
     </w:lvl>
   </w:abstractNum>
-  <w:abstractNum w:abstractNumId="2" w15:restartNumberingAfterBreak="0">
+  <w:abstractNum w:abstractNumId="4" w15:restartNumberingAfterBreak="0">
+    <w:nsid w:val="1E3212FD"/>
+    <w:multiLevelType w:val="multilevel"/>
+    <w:tmpl w:val="B8F405D6"/>
+    <w:lvl w:ilvl="0">
+      <w:start w:val="1"/>
+      <w:numFmt w:val="bullet"/>
+      <w:lvlText w:val=""/>
+      <w:lvlJc w:val="left"/>
+      <w:pPr>
+        <w:tabs>
+          <w:tab w:val="num" w:pos="720"/>
+        </w:tabs>
+        <w:ind w:left="720" w:hanging="360"/>
+      </w:pPr>
+      <w:rPr>
+        <w:rFonts w:ascii="Symbol" w:hAnsi="Symbol" w:hint="default"/>
+      </w:rPr>
+    </w:lvl>
+    <w:lvl w:ilvl="1" w:tentative="1">
+      <w:start w:val="1"/>
+      <w:numFmt w:val="decimal"/>
+      <w:lvlText w:val="%2."/>
+      <w:lvlJc w:val="left"/>
+      <w:pPr>
+        <w:tabs>
+          <w:tab w:val="num" w:pos="1440"/>
+        </w:tabs>
+        <w:ind w:left="1440" w:hanging="360"/>
+      </w:pPr>
+    </w:lvl>
+    <w:lvl w:ilvl="2" w:tentative="1">
+      <w:start w:val="1"/>
+      <w:numFmt w:val="decimal"/>
+      <w:lvlText w:val="%3."/>
+      <w:lvlJc w:val="left"/>
+      <w:pPr>
+        <w:tabs>
+          <w:tab w:val="num" w:pos="2160"/>
+        </w:tabs>
+        <w:ind w:left="2160" w:hanging="360"/>
+      </w:pPr>
+    </w:lvl>
+    <w:lvl w:ilvl="3" w:tentative="1">
+      <w:start w:val="1"/>
+      <w:numFmt w:val="decimal"/>
+      <w:lvlText w:val="%4."/>
+      <w:lvlJc w:val="left"/>
+      <w:pPr>
+        <w:tabs>
+          <w:tab w:val="num" w:pos="2880"/>
+        </w:tabs>
+        <w:ind w:left="2880" w:hanging="360"/>
+      </w:pPr>
+    </w:lvl>
+    <w:lvl w:ilvl="4" w:tentative="1">
+      <w:start w:val="1"/>
+      <w:numFmt w:val="decimal"/>
+      <w:lvlText w:val="%5."/>
+      <w:lvlJc w:val="left"/>
+      <w:pPr>
+        <w:tabs>
+          <w:tab w:val="num" w:pos="3600"/>
+        </w:tabs>
+        <w:ind w:left="3600" w:hanging="360"/>
+      </w:pPr>
+    </w:lvl>
+    <w:lvl w:ilvl="5" w:tentative="1">
+      <w:start w:val="1"/>
+      <w:numFmt w:val="decimal"/>
+      <w:lvlText w:val="%6."/>
+      <w:lvlJc w:val="left"/>
+      <w:pPr>
+        <w:tabs>
+          <w:tab w:val="num" w:pos="4320"/>
+        </w:tabs>
+        <w:ind w:left="4320" w:hanging="360"/>
+      </w:pPr>
+    </w:lvl>
+    <w:lvl w:ilvl="6" w:tentative="1">
+      <w:start w:val="1"/>
+      <w:numFmt w:val="decimal"/>
+      <w:lvlText w:val="%7."/>
+      <w:lvlJc w:val="left"/>
+      <w:pPr>
+        <w:tabs>
+          <w:tab w:val="num" w:pos="5040"/>
+        </w:tabs>
+        <w:ind w:left="5040" w:hanging="360"/>
+      </w:pPr>
+    </w:lvl>
+    <w:lvl w:ilvl="7" w:tentative="1">
+      <w:start w:val="1"/>
+      <w:numFmt w:val="decimal"/>
+      <w:lvlText w:val="%8."/>
+      <w:lvlJc w:val="left"/>
+      <w:pPr>
+        <w:tabs>
+          <w:tab w:val="num" w:pos="5760"/>
+        </w:tabs>
+        <w:ind w:left="5760" w:hanging="360"/>
+      </w:pPr>
+    </w:lvl>
+    <w:lvl w:ilvl="8" w:tentative="1">
+      <w:start w:val="1"/>
+      <w:numFmt w:val="decimal"/>
+      <w:lvlText w:val="%9."/>
+      <w:lvlJc w:val="left"/>
+      <w:pPr>
+        <w:tabs>
+          <w:tab w:val="num" w:pos="6480"/>
+        </w:tabs>
+        <w:ind w:left="6480" w:hanging="360"/>
+      </w:pPr>
+    </w:lvl>
+  </w:abstractNum>
+  <w:abstractNum w:abstractNumId="5" w15:restartNumberingAfterBreak="0">
     <w:nsid w:val="54883176"/>
     <w:multiLevelType w:val="multilevel"/>
     <w:tmpl w:val="93D01220"/>
@@ -2190,13 +4135,254 @@
       </w:rPr>
     </w:lvl>
   </w:abstractNum>
+  <w:abstractNum w:abstractNumId="6" w15:restartNumberingAfterBreak="0">
+    <w:nsid w:val="68A127A8"/>
+    <w:multiLevelType w:val="multilevel"/>
+    <w:tmpl w:val="2BBAEDD8"/>
+    <w:lvl w:ilvl="0">
+      <w:start w:val="1"/>
+      <w:numFmt w:val="decimal"/>
+      <w:lvlText w:val="%1."/>
+      <w:lvlJc w:val="left"/>
+      <w:pPr>
+        <w:tabs>
+          <w:tab w:val="num" w:pos="720"/>
+        </w:tabs>
+        <w:ind w:left="720" w:hanging="360"/>
+      </w:pPr>
+    </w:lvl>
+    <w:lvl w:ilvl="1" w:tentative="1">
+      <w:start w:val="1"/>
+      <w:numFmt w:val="decimal"/>
+      <w:lvlText w:val="%2."/>
+      <w:lvlJc w:val="left"/>
+      <w:pPr>
+        <w:tabs>
+          <w:tab w:val="num" w:pos="1440"/>
+        </w:tabs>
+        <w:ind w:left="1440" w:hanging="360"/>
+      </w:pPr>
+    </w:lvl>
+    <w:lvl w:ilvl="2" w:tentative="1">
+      <w:start w:val="1"/>
+      <w:numFmt w:val="decimal"/>
+      <w:lvlText w:val="%3."/>
+      <w:lvlJc w:val="left"/>
+      <w:pPr>
+        <w:tabs>
+          <w:tab w:val="num" w:pos="2160"/>
+        </w:tabs>
+        <w:ind w:left="2160" w:hanging="360"/>
+      </w:pPr>
+    </w:lvl>
+    <w:lvl w:ilvl="3" w:tentative="1">
+      <w:start w:val="1"/>
+      <w:numFmt w:val="decimal"/>
+      <w:lvlText w:val="%4."/>
+      <w:lvlJc w:val="left"/>
+      <w:pPr>
+        <w:tabs>
+          <w:tab w:val="num" w:pos="2880"/>
+        </w:tabs>
+        <w:ind w:left="2880" w:hanging="360"/>
+      </w:pPr>
+    </w:lvl>
+    <w:lvl w:ilvl="4" w:tentative="1">
+      <w:start w:val="1"/>
+      <w:numFmt w:val="decimal"/>
+      <w:lvlText w:val="%5."/>
+      <w:lvlJc w:val="left"/>
+      <w:pPr>
+        <w:tabs>
+          <w:tab w:val="num" w:pos="3600"/>
+        </w:tabs>
+        <w:ind w:left="3600" w:hanging="360"/>
+      </w:pPr>
+    </w:lvl>
+    <w:lvl w:ilvl="5" w:tentative="1">
+      <w:start w:val="1"/>
+      <w:numFmt w:val="decimal"/>
+      <w:lvlText w:val="%6."/>
+      <w:lvlJc w:val="left"/>
+      <w:pPr>
+        <w:tabs>
+          <w:tab w:val="num" w:pos="4320"/>
+        </w:tabs>
+        <w:ind w:left="4320" w:hanging="360"/>
+      </w:pPr>
+    </w:lvl>
+    <w:lvl w:ilvl="6" w:tentative="1">
+      <w:start w:val="1"/>
+      <w:numFmt w:val="decimal"/>
+      <w:lvlText w:val="%7."/>
+      <w:lvlJc w:val="left"/>
+      <w:pPr>
+        <w:tabs>
+          <w:tab w:val="num" w:pos="5040"/>
+        </w:tabs>
+        <w:ind w:left="5040" w:hanging="360"/>
+      </w:pPr>
+    </w:lvl>
+    <w:lvl w:ilvl="7" w:tentative="1">
+      <w:start w:val="1"/>
+      <w:numFmt w:val="decimal"/>
+      <w:lvlText w:val="%8."/>
+      <w:lvlJc w:val="left"/>
+      <w:pPr>
+        <w:tabs>
+          <w:tab w:val="num" w:pos="5760"/>
+        </w:tabs>
+        <w:ind w:left="5760" w:hanging="360"/>
+      </w:pPr>
+    </w:lvl>
+    <w:lvl w:ilvl="8" w:tentative="1">
+      <w:start w:val="1"/>
+      <w:numFmt w:val="decimal"/>
+      <w:lvlText w:val="%9."/>
+      <w:lvlJc w:val="left"/>
+      <w:pPr>
+        <w:tabs>
+          <w:tab w:val="num" w:pos="6480"/>
+        </w:tabs>
+        <w:ind w:left="6480" w:hanging="360"/>
+      </w:pPr>
+    </w:lvl>
+  </w:abstractNum>
+  <w:abstractNum w:abstractNumId="7" w15:restartNumberingAfterBreak="0">
+    <w:nsid w:val="71436E90"/>
+    <w:multiLevelType w:val="multilevel"/>
+    <w:tmpl w:val="C24C824A"/>
+    <w:lvl w:ilvl="0">
+      <w:start w:val="1"/>
+      <w:numFmt w:val="decimal"/>
+      <w:lvlText w:val="%1."/>
+      <w:lvlJc w:val="left"/>
+      <w:pPr>
+        <w:tabs>
+          <w:tab w:val="num" w:pos="720"/>
+        </w:tabs>
+        <w:ind w:left="720" w:hanging="360"/>
+      </w:pPr>
+    </w:lvl>
+    <w:lvl w:ilvl="1" w:tentative="1">
+      <w:start w:val="1"/>
+      <w:numFmt w:val="decimal"/>
+      <w:lvlText w:val="%2."/>
+      <w:lvlJc w:val="left"/>
+      <w:pPr>
+        <w:tabs>
+          <w:tab w:val="num" w:pos="1440"/>
+        </w:tabs>
+        <w:ind w:left="1440" w:hanging="360"/>
+      </w:pPr>
+    </w:lvl>
+    <w:lvl w:ilvl="2" w:tentative="1">
+      <w:start w:val="1"/>
+      <w:numFmt w:val="decimal"/>
+      <w:lvlText w:val="%3."/>
+      <w:lvlJc w:val="left"/>
+      <w:pPr>
+        <w:tabs>
+          <w:tab w:val="num" w:pos="2160"/>
+        </w:tabs>
+        <w:ind w:left="2160" w:hanging="360"/>
+      </w:pPr>
+    </w:lvl>
+    <w:lvl w:ilvl="3" w:tentative="1">
+      <w:start w:val="1"/>
+      <w:numFmt w:val="decimal"/>
+      <w:lvlText w:val="%4."/>
+      <w:lvlJc w:val="left"/>
+      <w:pPr>
+        <w:tabs>
+          <w:tab w:val="num" w:pos="2880"/>
+        </w:tabs>
+        <w:ind w:left="2880" w:hanging="360"/>
+      </w:pPr>
+    </w:lvl>
+    <w:lvl w:ilvl="4" w:tentative="1">
+      <w:start w:val="1"/>
+      <w:numFmt w:val="decimal"/>
+      <w:lvlText w:val="%5."/>
+      <w:lvlJc w:val="left"/>
+      <w:pPr>
+        <w:tabs>
+          <w:tab w:val="num" w:pos="3600"/>
+        </w:tabs>
+        <w:ind w:left="3600" w:hanging="360"/>
+      </w:pPr>
+    </w:lvl>
+    <w:lvl w:ilvl="5" w:tentative="1">
+      <w:start w:val="1"/>
+      <w:numFmt w:val="decimal"/>
+      <w:lvlText w:val="%6."/>
+      <w:lvlJc w:val="left"/>
+      <w:pPr>
+        <w:tabs>
+          <w:tab w:val="num" w:pos="4320"/>
+        </w:tabs>
+        <w:ind w:left="4320" w:hanging="360"/>
+      </w:pPr>
+    </w:lvl>
+    <w:lvl w:ilvl="6" w:tentative="1">
+      <w:start w:val="1"/>
+      <w:numFmt w:val="decimal"/>
+      <w:lvlText w:val="%7."/>
+      <w:lvlJc w:val="left"/>
+      <w:pPr>
+        <w:tabs>
+          <w:tab w:val="num" w:pos="5040"/>
+        </w:tabs>
+        <w:ind w:left="5040" w:hanging="360"/>
+      </w:pPr>
+    </w:lvl>
+    <w:lvl w:ilvl="7" w:tentative="1">
+      <w:start w:val="1"/>
+      <w:numFmt w:val="decimal"/>
+      <w:lvlText w:val="%8."/>
+      <w:lvlJc w:val="left"/>
+      <w:pPr>
+        <w:tabs>
+          <w:tab w:val="num" w:pos="5760"/>
+        </w:tabs>
+        <w:ind w:left="5760" w:hanging="360"/>
+      </w:pPr>
+    </w:lvl>
+    <w:lvl w:ilvl="8" w:tentative="1">
+      <w:start w:val="1"/>
+      <w:numFmt w:val="decimal"/>
+      <w:lvlText w:val="%9."/>
+      <w:lvlJc w:val="left"/>
+      <w:pPr>
+        <w:tabs>
+          <w:tab w:val="num" w:pos="6480"/>
+        </w:tabs>
+        <w:ind w:left="6480" w:hanging="360"/>
+      </w:pPr>
+    </w:lvl>
+  </w:abstractNum>
   <w:num w:numId="1" w16cid:durableId="1441340094">
+    <w:abstractNumId w:val="5"/>
+  </w:num>
+  <w:num w:numId="2" w16cid:durableId="1303123695">
+    <w:abstractNumId w:val="3"/>
+  </w:num>
+  <w:num w:numId="3" w16cid:durableId="1026828635">
+    <w:abstractNumId w:val="1"/>
+  </w:num>
+  <w:num w:numId="4" w16cid:durableId="1786994686">
+    <w:abstractNumId w:val="7"/>
+  </w:num>
+  <w:num w:numId="5" w16cid:durableId="2060544868">
+    <w:abstractNumId w:val="6"/>
+  </w:num>
+  <w:num w:numId="6" w16cid:durableId="563217560">
     <w:abstractNumId w:val="2"/>
   </w:num>
-  <w:num w:numId="2" w16cid:durableId="1303123695">
-    <w:abstractNumId w:val="1"/>
+  <w:num w:numId="7" w16cid:durableId="430244529">
+    <w:abstractNumId w:val="4"/>
   </w:num>
-  <w:num w:numId="3" w16cid:durableId="1026828635">
+  <w:num w:numId="8" w16cid:durableId="957490105">
     <w:abstractNumId w:val="0"/>
   </w:num>
 </w:numbering>
@@ -2804,6 +4990,7 @@
   <w:style w:type="character" w:default="1" w:styleId="Policepardfaut">
     <w:name w:val="Default Paragraph Font"/>
     <w:uiPriority w:val="1"/>
+    <w:semiHidden/>
     <w:unhideWhenUsed/>
   </w:style>
   <w:style w:type="table" w:default="1" w:styleId="TableauNormal">
